--- a/doc/guide/windows_installation/InstallationGuide_Windows.docx
+++ b/doc/guide/windows_installation/InstallationGuide_Windows.docx
@@ -7,7 +7,7 @@
         <w:pStyle w:val="Heading1"/>
         <w:jc w:val="center"/>
       </w:pPr>
-      <w:bookmarkStart w:id="0" w:name="_Toc166146583"/>
+      <w:bookmarkStart w:id="0" w:name="_Toc166488624"/>
       <w:proofErr w:type="spellStart"/>
       <w:r>
         <w:t>OAAppStore</w:t>
@@ -62,6 +62,7 @@
               <w:tab w:val="right" w:leader="dot" w:pos="9350"/>
             </w:tabs>
             <w:rPr>
+              <w:rFonts w:eastAsiaTheme="minorEastAsia"/>
               <w:noProof/>
             </w:rPr>
           </w:pPr>
@@ -74,7 +75,7 @@
           <w:r>
             <w:fldChar w:fldCharType="separate"/>
           </w:r>
-          <w:hyperlink w:anchor="_Toc166146583" w:history="1">
+          <w:hyperlink w:anchor="_Toc166488624" w:history="1">
             <w:r>
               <w:rPr>
                 <w:rStyle w:val="Hyperlink"/>
@@ -101,7 +102,7 @@
                 <w:noProof/>
                 <w:webHidden/>
               </w:rPr>
-              <w:instrText xml:space="preserve"> PAGEREF _Toc166146583 \h </w:instrText>
+              <w:instrText xml:space="preserve"> PAGEREF _Toc166488624 \h </w:instrText>
             </w:r>
             <w:r>
               <w:rPr>
@@ -139,10 +140,11 @@
               <w:tab w:val="right" w:leader="dot" w:pos="9350"/>
             </w:tabs>
             <w:rPr>
+              <w:rFonts w:eastAsiaTheme="minorEastAsia"/>
               <w:noProof/>
             </w:rPr>
           </w:pPr>
-          <w:hyperlink w:anchor="_Toc166146584" w:history="1">
+          <w:hyperlink w:anchor="_Toc166488625" w:history="1">
             <w:r>
               <w:rPr>
                 <w:rStyle w:val="Hyperlink"/>
@@ -169,7 +171,7 @@
                 <w:noProof/>
                 <w:webHidden/>
               </w:rPr>
-              <w:instrText xml:space="preserve"> PAGEREF _Toc166146584 \h </w:instrText>
+              <w:instrText xml:space="preserve"> PAGEREF _Toc166488625 \h </w:instrText>
             </w:r>
             <w:r>
               <w:rPr>
@@ -207,10 +209,11 @@
               <w:tab w:val="right" w:leader="dot" w:pos="9350"/>
             </w:tabs>
             <w:rPr>
+              <w:rFonts w:eastAsiaTheme="minorEastAsia"/>
               <w:noProof/>
             </w:rPr>
           </w:pPr>
-          <w:hyperlink w:anchor="_Toc166146585" w:history="1">
+          <w:hyperlink w:anchor="_Toc166488626" w:history="1">
             <w:r>
               <w:rPr>
                 <w:rStyle w:val="Hyperlink"/>
@@ -237,7 +240,7 @@
                 <w:noProof/>
                 <w:webHidden/>
               </w:rPr>
-              <w:instrText xml:space="preserve"> PAGEREF _Toc166146585 \h </w:instrText>
+              <w:instrText xml:space="preserve"> PAGEREF _Toc166488626 \h </w:instrText>
             </w:r>
             <w:r>
               <w:rPr>
@@ -275,10 +278,11 @@
               <w:tab w:val="right" w:leader="dot" w:pos="9350"/>
             </w:tabs>
             <w:rPr>
+              <w:rFonts w:eastAsiaTheme="minorEastAsia"/>
               <w:noProof/>
             </w:rPr>
           </w:pPr>
-          <w:hyperlink w:anchor="_Toc166146586" w:history="1">
+          <w:hyperlink w:anchor="_Toc166488627" w:history="1">
             <w:r>
               <w:rPr>
                 <w:rStyle w:val="Hyperlink"/>
@@ -305,7 +309,7 @@
                 <w:noProof/>
                 <w:webHidden/>
               </w:rPr>
-              <w:instrText xml:space="preserve"> PAGEREF _Toc166146586 \h </w:instrText>
+              <w:instrText xml:space="preserve"> PAGEREF _Toc166488627 \h </w:instrText>
             </w:r>
             <w:r>
               <w:rPr>
@@ -343,10 +347,11 @@
               <w:tab w:val="right" w:leader="dot" w:pos="9350"/>
             </w:tabs>
             <w:rPr>
+              <w:rFonts w:eastAsiaTheme="minorEastAsia"/>
               <w:noProof/>
             </w:rPr>
           </w:pPr>
-          <w:hyperlink w:anchor="_Toc166146587" w:history="1">
+          <w:hyperlink w:anchor="_Toc166488628" w:history="1">
             <w:r>
               <w:rPr>
                 <w:rStyle w:val="Hyperlink"/>
@@ -373,7 +378,7 @@
                 <w:noProof/>
                 <w:webHidden/>
               </w:rPr>
-              <w:instrText xml:space="preserve"> PAGEREF _Toc166146587 \h </w:instrText>
+              <w:instrText xml:space="preserve"> PAGEREF _Toc166488628 \h </w:instrText>
             </w:r>
             <w:r>
               <w:rPr>
@@ -411,10 +416,11 @@
               <w:tab w:val="right" w:leader="dot" w:pos="9350"/>
             </w:tabs>
             <w:rPr>
+              <w:rFonts w:eastAsiaTheme="minorEastAsia"/>
               <w:noProof/>
             </w:rPr>
           </w:pPr>
-          <w:hyperlink w:anchor="_Toc166146588" w:history="1">
+          <w:hyperlink w:anchor="_Toc166488629" w:history="1">
             <w:r>
               <w:rPr>
                 <w:rStyle w:val="Hyperlink"/>
@@ -441,7 +447,7 @@
                 <w:noProof/>
                 <w:webHidden/>
               </w:rPr>
-              <w:instrText xml:space="preserve"> PAGEREF _Toc166146588 \h </w:instrText>
+              <w:instrText xml:space="preserve"> PAGEREF _Toc166488629 \h </w:instrText>
             </w:r>
             <w:r>
               <w:rPr>
@@ -461,7 +467,7 @@
                 <w:noProof/>
                 <w:webHidden/>
               </w:rPr>
-              <w:t>11</w:t>
+              <w:t>12</w:t>
             </w:r>
             <w:r>
               <w:rPr>
@@ -479,10 +485,11 @@
               <w:tab w:val="right" w:leader="dot" w:pos="9350"/>
             </w:tabs>
             <w:rPr>
+              <w:rFonts w:eastAsiaTheme="minorEastAsia"/>
               <w:noProof/>
             </w:rPr>
           </w:pPr>
-          <w:hyperlink w:anchor="_Toc166146589" w:history="1">
+          <w:hyperlink w:anchor="_Toc166488630" w:history="1">
             <w:r>
               <w:rPr>
                 <w:rStyle w:val="Hyperlink"/>
@@ -509,7 +516,7 @@
                 <w:noProof/>
                 <w:webHidden/>
               </w:rPr>
-              <w:instrText xml:space="preserve"> PAGEREF _Toc166146589 \h </w:instrText>
+              <w:instrText xml:space="preserve"> PAGEREF _Toc166488630 \h </w:instrText>
             </w:r>
             <w:r>
               <w:rPr>
@@ -529,7 +536,7 @@
                 <w:noProof/>
                 <w:webHidden/>
               </w:rPr>
-              <w:t>14</w:t>
+              <w:t>15</w:t>
             </w:r>
             <w:r>
               <w:rPr>
@@ -547,10 +554,11 @@
               <w:tab w:val="right" w:leader="dot" w:pos="9350"/>
             </w:tabs>
             <w:rPr>
+              <w:rFonts w:eastAsiaTheme="minorEastAsia"/>
               <w:noProof/>
             </w:rPr>
           </w:pPr>
-          <w:hyperlink w:anchor="_Toc166146590" w:history="1">
+          <w:hyperlink w:anchor="_Toc166488631" w:history="1">
             <w:r>
               <w:rPr>
                 <w:rStyle w:val="Hyperlink"/>
@@ -577,7 +585,7 @@
                 <w:noProof/>
                 <w:webHidden/>
               </w:rPr>
-              <w:instrText xml:space="preserve"> PAGEREF _Toc166146590 \h </w:instrText>
+              <w:instrText xml:space="preserve"> PAGEREF _Toc166488631 \h </w:instrText>
             </w:r>
             <w:r>
               <w:rPr>
@@ -597,7 +605,76 @@
                 <w:noProof/>
                 <w:webHidden/>
               </w:rPr>
-              <w:t>15</w:t>
+              <w:t>16</w:t>
+            </w:r>
+            <w:r>
+              <w:rPr>
+                <w:noProof/>
+                <w:webHidden/>
+              </w:rPr>
+              <w:fldChar w:fldCharType="end"/>
+            </w:r>
+          </w:hyperlink>
+        </w:p>
+        <w:p>
+          <w:pPr>
+            <w:pStyle w:val="TOC2"/>
+            <w:tabs>
+              <w:tab w:val="right" w:leader="dot" w:pos="9350"/>
+            </w:tabs>
+            <w:rPr>
+              <w:rFonts w:eastAsiaTheme="minorEastAsia"/>
+              <w:noProof/>
+            </w:rPr>
+          </w:pPr>
+          <w:hyperlink w:anchor="_Toc166488632" w:history="1">
+            <w:r>
+              <w:rPr>
+                <w:rStyle w:val="Hyperlink"/>
+                <w:noProof/>
+              </w:rPr>
+              <w:t>User Guide</w:t>
+            </w:r>
+            <w:r>
+              <w:rPr>
+                <w:noProof/>
+                <w:webHidden/>
+              </w:rPr>
+              <w:tab/>
+            </w:r>
+            <w:r>
+              <w:rPr>
+                <w:noProof/>
+                <w:webHidden/>
+              </w:rPr>
+              <w:fldChar w:fldCharType="begin"/>
+            </w:r>
+            <w:r>
+              <w:rPr>
+                <w:noProof/>
+                <w:webHidden/>
+              </w:rPr>
+              <w:instrText xml:space="preserve"> PAGEREF _Toc166488632 \h </w:instrText>
+            </w:r>
+            <w:r>
+              <w:rPr>
+                <w:noProof/>
+                <w:webHidden/>
+              </w:rPr>
+            </w:r>
+            <w:r>
+              <w:rPr>
+                <w:noProof/>
+                <w:webHidden/>
+              </w:rPr>
+              <w:fldChar w:fldCharType="separate"/>
+            </w:r>
+            <w:r>
+              <w:rPr>
+                <w:noProof/>
+                <w:webHidden/>
+              </w:rPr>
+              <w:t>17</w:t>
             </w:r>
             <w:r>
               <w:rPr>
@@ -621,23 +698,349 @@
       </w:sdtContent>
     </w:sdt>
     <w:p/>
+    <w:tbl>
+      <w:tblPr>
+        <w:tblStyle w:val="TableGrid"/>
+        <w:tblW w:w="0" w:type="auto"/>
+        <w:tblLook w:val="04A0" w:firstRow="1" w:lastRow="0" w:firstColumn="1" w:lastColumn="0" w:noHBand="0" w:noVBand="1"/>
+      </w:tblPr>
+      <w:tblGrid>
+        <w:gridCol w:w="1858"/>
+        <w:gridCol w:w="1731"/>
+        <w:gridCol w:w="2029"/>
+        <w:gridCol w:w="1872"/>
+        <w:gridCol w:w="1860"/>
+      </w:tblGrid>
+      <w:tr>
+        <w:tc>
+          <w:tcPr>
+            <w:tcW w:w="1858" w:type="dxa"/>
+          </w:tcPr>
+          <w:p>
+            <w:pPr>
+              <w:rPr>
+                <w:b/>
+                <w:bCs/>
+              </w:rPr>
+            </w:pPr>
+            <w:r>
+              <w:rPr>
+                <w:b/>
+                <w:bCs/>
+              </w:rPr>
+              <w:t>Date</w:t>
+            </w:r>
+          </w:p>
+        </w:tc>
+        <w:tc>
+          <w:tcPr>
+            <w:tcW w:w="1731" w:type="dxa"/>
+          </w:tcPr>
+          <w:p>
+            <w:pPr>
+              <w:rPr>
+                <w:b/>
+                <w:bCs/>
+              </w:rPr>
+            </w:pPr>
+            <w:r>
+              <w:rPr>
+                <w:b/>
+                <w:bCs/>
+              </w:rPr>
+              <w:t>Version</w:t>
+            </w:r>
+          </w:p>
+        </w:tc>
+        <w:tc>
+          <w:tcPr>
+            <w:tcW w:w="2029" w:type="dxa"/>
+          </w:tcPr>
+          <w:p>
+            <w:pPr>
+              <w:rPr>
+                <w:b/>
+                <w:bCs/>
+              </w:rPr>
+            </w:pPr>
+            <w:r>
+              <w:rPr>
+                <w:b/>
+                <w:bCs/>
+              </w:rPr>
+              <w:t>Description</w:t>
+            </w:r>
+          </w:p>
+        </w:tc>
+        <w:tc>
+          <w:tcPr>
+            <w:tcW w:w="1872" w:type="dxa"/>
+          </w:tcPr>
+          <w:p>
+            <w:pPr>
+              <w:rPr>
+                <w:b/>
+                <w:bCs/>
+              </w:rPr>
+            </w:pPr>
+            <w:r>
+              <w:rPr>
+                <w:b/>
+                <w:bCs/>
+              </w:rPr>
+              <w:t>User</w:t>
+            </w:r>
+          </w:p>
+        </w:tc>
+        <w:tc>
+          <w:tcPr>
+            <w:tcW w:w="1860" w:type="dxa"/>
+          </w:tcPr>
+          <w:p>
+            <w:pPr>
+              <w:rPr>
+                <w:b/>
+                <w:bCs/>
+              </w:rPr>
+            </w:pPr>
+            <w:r>
+              <w:rPr>
+                <w:b/>
+                <w:bCs/>
+              </w:rPr>
+              <w:t>Note</w:t>
+            </w:r>
+          </w:p>
+        </w:tc>
+      </w:tr>
+      <w:tr>
+        <w:tc>
+          <w:tcPr>
+            <w:tcW w:w="1858" w:type="dxa"/>
+          </w:tcPr>
+          <w:p>
+            <w:r>
+              <w:t>May 0</w:t>
+            </w:r>
+            <w:r>
+              <w:t>5</w:t>
+            </w:r>
+            <w:r>
+              <w:t>, 2024</w:t>
+            </w:r>
+          </w:p>
+        </w:tc>
+        <w:tc>
+          <w:tcPr>
+            <w:tcW w:w="1731" w:type="dxa"/>
+          </w:tcPr>
+          <w:p>
+            <w:r>
+              <w:t>1.0.x</w:t>
+            </w:r>
+          </w:p>
+        </w:tc>
+        <w:tc>
+          <w:tcPr>
+            <w:tcW w:w="2029" w:type="dxa"/>
+          </w:tcPr>
+          <w:p>
+            <w:r>
+              <w:t>Initial Document</w:t>
+            </w:r>
+          </w:p>
+        </w:tc>
+        <w:tc>
+          <w:tcPr>
+            <w:tcW w:w="1872" w:type="dxa"/>
+          </w:tcPr>
+          <w:p>
+            <w:r>
+              <w:t>Vince Via</w:t>
+            </w:r>
+          </w:p>
+        </w:tc>
+        <w:tc>
+          <w:tcPr>
+            <w:tcW w:w="1860" w:type="dxa"/>
+          </w:tcPr>
+          <w:p/>
+        </w:tc>
+      </w:tr>
+      <w:tr>
+        <w:tc>
+          <w:tcPr>
+            <w:tcW w:w="1858" w:type="dxa"/>
+          </w:tcPr>
+          <w:p/>
+        </w:tc>
+        <w:tc>
+          <w:tcPr>
+            <w:tcW w:w="1731" w:type="dxa"/>
+          </w:tcPr>
+          <w:p/>
+        </w:tc>
+        <w:tc>
+          <w:tcPr>
+            <w:tcW w:w="2029" w:type="dxa"/>
+          </w:tcPr>
+          <w:p/>
+        </w:tc>
+        <w:tc>
+          <w:tcPr>
+            <w:tcW w:w="1872" w:type="dxa"/>
+          </w:tcPr>
+          <w:p/>
+        </w:tc>
+        <w:tc>
+          <w:tcPr>
+            <w:tcW w:w="1860" w:type="dxa"/>
+          </w:tcPr>
+          <w:p/>
+        </w:tc>
+      </w:tr>
+      <w:tr>
+        <w:tc>
+          <w:tcPr>
+            <w:tcW w:w="1858" w:type="dxa"/>
+          </w:tcPr>
+          <w:p/>
+        </w:tc>
+        <w:tc>
+          <w:tcPr>
+            <w:tcW w:w="1731" w:type="dxa"/>
+          </w:tcPr>
+          <w:p/>
+        </w:tc>
+        <w:tc>
+          <w:tcPr>
+            <w:tcW w:w="2029" w:type="dxa"/>
+          </w:tcPr>
+          <w:p/>
+        </w:tc>
+        <w:tc>
+          <w:tcPr>
+            <w:tcW w:w="1872" w:type="dxa"/>
+          </w:tcPr>
+          <w:p/>
+        </w:tc>
+        <w:tc>
+          <w:tcPr>
+            <w:tcW w:w="1860" w:type="dxa"/>
+          </w:tcPr>
+          <w:p/>
+        </w:tc>
+      </w:tr>
+      <w:tr>
+        <w:tc>
+          <w:tcPr>
+            <w:tcW w:w="1858" w:type="dxa"/>
+          </w:tcPr>
+          <w:p/>
+        </w:tc>
+        <w:tc>
+          <w:tcPr>
+            <w:tcW w:w="1731" w:type="dxa"/>
+          </w:tcPr>
+          <w:p/>
+        </w:tc>
+        <w:tc>
+          <w:tcPr>
+            <w:tcW w:w="2029" w:type="dxa"/>
+          </w:tcPr>
+          <w:p/>
+        </w:tc>
+        <w:tc>
+          <w:tcPr>
+            <w:tcW w:w="1872" w:type="dxa"/>
+          </w:tcPr>
+          <w:p/>
+        </w:tc>
+        <w:tc>
+          <w:tcPr>
+            <w:tcW w:w="1860" w:type="dxa"/>
+          </w:tcPr>
+          <w:p/>
+        </w:tc>
+      </w:tr>
+      <w:tr>
+        <w:tc>
+          <w:tcPr>
+            <w:tcW w:w="1858" w:type="dxa"/>
+          </w:tcPr>
+          <w:p/>
+        </w:tc>
+        <w:tc>
+          <w:tcPr>
+            <w:tcW w:w="1731" w:type="dxa"/>
+          </w:tcPr>
+          <w:p/>
+        </w:tc>
+        <w:tc>
+          <w:tcPr>
+            <w:tcW w:w="2029" w:type="dxa"/>
+          </w:tcPr>
+          <w:p/>
+        </w:tc>
+        <w:tc>
+          <w:tcPr>
+            <w:tcW w:w="1872" w:type="dxa"/>
+          </w:tcPr>
+          <w:p/>
+        </w:tc>
+        <w:tc>
+          <w:tcPr>
+            <w:tcW w:w="1860" w:type="dxa"/>
+          </w:tcPr>
+          <w:p/>
+        </w:tc>
+      </w:tr>
+    </w:tbl>
+    <w:p>
+      <w:pPr>
+        <w:pStyle w:val="NoSpacing"/>
+      </w:pPr>
+    </w:p>
+    <w:p>
+      <w:pPr>
+        <w:pStyle w:val="NoSpacing"/>
+      </w:pPr>
+    </w:p>
+    <w:p/>
+    <w:p/>
     <w:p>
       <w:pPr>
         <w:pStyle w:val="Heading2"/>
       </w:pPr>
-      <w:bookmarkStart w:id="1" w:name="_Toc166146584"/>
+      <w:bookmarkStart w:id="1" w:name="_Toc166488625"/>
       <w:r>
         <w:t>Introduction</w:t>
       </w:r>
       <w:bookmarkEnd w:id="1"/>
     </w:p>
-    <w:p/>
-    <w:p>
+    <w:p>
+      <w:pPr>
+        <w:pStyle w:val="NoSpacing"/>
+      </w:pPr>
+    </w:p>
+    <w:p>
+      <w:pPr>
+        <w:pStyle w:val="NoSpacing"/>
+      </w:pPr>
       <w:r>
         <w:t xml:space="preserve">This document </w:t>
       </w:r>
       <w:r>
-        <w:t xml:space="preserve">describes installation and running </w:t>
+        <w:t xml:space="preserve">includes directions for </w:t>
+      </w:r>
+      <w:r>
+        <w:t>install</w:t>
+      </w:r>
+      <w:r>
+        <w:t>ing</w:t>
+      </w:r>
+      <w:r>
+        <w:t xml:space="preserve"> and running </w:t>
       </w:r>
       <w:proofErr w:type="spellStart"/>
       <w:r>
@@ -645,17 +1048,28 @@
       </w:r>
       <w:proofErr w:type="spellEnd"/>
       <w:r>
-        <w:t>, along with uninstallation instructions.</w:t>
-      </w:r>
-    </w:p>
-    <w:p>
+        <w:t>.</w:t>
+      </w:r>
+    </w:p>
+    <w:p>
+      <w:pPr>
+        <w:pStyle w:val="NoSpacing"/>
+      </w:pPr>
       <w:proofErr w:type="spellStart"/>
       <w:r>
         <w:t>OAAppStore</w:t>
       </w:r>
       <w:proofErr w:type="spellEnd"/>
       <w:r>
-        <w:t xml:space="preserve"> is an application that allows users to add Applications that can be managed by the AppStore.  This allows for running applications in multiple environments with different versions.  Applications can be </w:t>
+        <w:t xml:space="preserve"> is an application that allows users to add Applications that can be managed by the AppStore.  This allows for running applications in multiple environments with different versions.  </w:t>
+      </w:r>
+    </w:p>
+    <w:p>
+      <w:pPr>
+        <w:pStyle w:val="NoSpacing"/>
+      </w:pPr>
+      <w:r>
+        <w:t xml:space="preserve">Applications can be </w:t>
       </w:r>
       <w:proofErr w:type="gramStart"/>
       <w:r>
@@ -667,6 +1081,9 @@
       </w:r>
     </w:p>
     <w:p>
+      <w:pPr>
+        <w:pStyle w:val="NoSpacing"/>
+      </w:pPr>
       <w:r>
         <w:t xml:space="preserve">The installation </w:t>
       </w:r>
@@ -689,31 +1106,43 @@
       </w:r>
     </w:p>
     <w:p>
+      <w:pPr>
+        <w:pStyle w:val="NoSpacing"/>
+      </w:pPr>
+    </w:p>
+    <w:p>
+      <w:pPr>
+        <w:pStyle w:val="NoSpacing"/>
+      </w:pPr>
       <w:proofErr w:type="spellStart"/>
       <w:r>
+        <w:t>OABuilder</w:t>
+      </w:r>
+      <w:proofErr w:type="spellEnd"/>
+      <w:r>
+        <w:t xml:space="preserve"> can be installed and ran from </w:t>
+      </w:r>
+      <w:proofErr w:type="spellStart"/>
+      <w:r>
         <w:t>OAAppStore</w:t>
       </w:r>
       <w:proofErr w:type="spellEnd"/>
       <w:r>
-        <w:t xml:space="preserve"> allows installing, </w:t>
-      </w:r>
-      <w:proofErr w:type="gramStart"/>
-      <w:r>
-        <w:t>managing</w:t>
-      </w:r>
-      <w:proofErr w:type="gramEnd"/>
-      <w:r>
-        <w:t xml:space="preserve"> and running other Applications.  </w:t>
-      </w:r>
-    </w:p>
-    <w:p>
+        <w:t xml:space="preserve">, and applications created using </w:t>
+      </w:r>
       <w:proofErr w:type="spellStart"/>
       <w:r>
         <w:t>OABuilder</w:t>
       </w:r>
       <w:proofErr w:type="spellEnd"/>
       <w:r>
-        <w:t xml:space="preserve"> can be installed and ran from </w:t>
+        <w:t xml:space="preserve"> will be able to be </w:t>
+      </w:r>
+      <w:r>
+        <w:t>ran</w:t>
+      </w:r>
+      <w:r>
+        <w:t xml:space="preserve"> from </w:t>
       </w:r>
       <w:proofErr w:type="spellStart"/>
       <w:r>
@@ -721,31 +1150,19 @@
       </w:r>
       <w:proofErr w:type="spellEnd"/>
       <w:r>
-        <w:t xml:space="preserve">, and applications created using </w:t>
-      </w:r>
-      <w:proofErr w:type="spellStart"/>
-      <w:r>
-        <w:t>OABuilder</w:t>
-      </w:r>
-      <w:proofErr w:type="spellEnd"/>
-      <w:r>
-        <w:t xml:space="preserve"> will be able to be used from </w:t>
-      </w:r>
-      <w:proofErr w:type="spellStart"/>
-      <w:r>
-        <w:t>OAAppStore</w:t>
-      </w:r>
-      <w:proofErr w:type="spellEnd"/>
-      <w:r>
         <w:t>.</w:t>
       </w:r>
     </w:p>
-    <w:p/>
+    <w:p>
+      <w:pPr>
+        <w:pStyle w:val="NoSpacing"/>
+      </w:pPr>
+    </w:p>
     <w:p>
       <w:pPr>
         <w:pStyle w:val="Heading2"/>
       </w:pPr>
-      <w:bookmarkStart w:id="2" w:name="_Toc166146585"/>
+      <w:bookmarkStart w:id="2" w:name="_Toc166488626"/>
       <w:r>
         <w:t>Source code</w:t>
       </w:r>
@@ -755,6 +1172,7 @@
     <w:p>
       <w:proofErr w:type="spellStart"/>
       <w:r>
+        <w:lastRenderedPageBreak/>
         <w:t>OAAppStore</w:t>
       </w:r>
       <w:proofErr w:type="spellEnd"/>
@@ -797,27 +1215,40 @@
     </w:p>
     <w:p>
       <w:r>
-        <w:t>Application</w:t>
-      </w:r>
-      <w:r>
-        <w:t>s</w:t>
-      </w:r>
-      <w:r>
-        <w:t xml:space="preserve"> that have been made available</w:t>
-      </w:r>
-      <w:r>
-        <w:t xml:space="preserve"> to the AppStore</w:t>
-      </w:r>
-      <w:r>
-        <w:t xml:space="preserve"> are stored in the “</w:t>
+        <w:t>T</w:t>
+      </w:r>
+      <w:r>
+        <w:t xml:space="preserve">he </w:t>
       </w:r>
       <w:proofErr w:type="spellStart"/>
       <w:r>
+        <w:t>github</w:t>
+      </w:r>
+      <w:proofErr w:type="spellEnd"/>
+      <w:r>
+        <w:t xml:space="preserve"> repo </w:t>
+      </w:r>
+      <w:r>
+        <w:t>“</w:t>
+      </w:r>
+      <w:proofErr w:type="spellStart"/>
+      <w:r>
         <w:t>oaappstore</w:t>
       </w:r>
       <w:proofErr w:type="spellEnd"/>
       <w:r>
-        <w:t>-run” project.</w:t>
+        <w:t xml:space="preserve">-run” </w:t>
+      </w:r>
+      <w:r>
+        <w:t xml:space="preserve">is one of the locations that has applications that can be installed in </w:t>
+      </w:r>
+      <w:proofErr w:type="spellStart"/>
+      <w:r>
+        <w:t>OAAppStore</w:t>
+      </w:r>
+      <w:proofErr w:type="spellEnd"/>
+      <w:r>
+        <w:t>.</w:t>
       </w:r>
     </w:p>
     <w:p>
@@ -833,21 +1264,24 @@
         <w:t xml:space="preserve"> for more information.</w:t>
       </w:r>
     </w:p>
-    <w:p/>
+    <w:p>
+      <w:pPr>
+        <w:pStyle w:val="NoSpacing"/>
+      </w:pPr>
+    </w:p>
     <w:p>
       <w:pPr>
         <w:pStyle w:val="Heading2"/>
       </w:pPr>
-      <w:bookmarkStart w:id="3" w:name="_Toc166146586"/>
-      <w:r>
-        <w:lastRenderedPageBreak/>
+      <w:bookmarkStart w:id="3" w:name="_Toc166488627"/>
+      <w:r>
         <w:t>Download Windows Installer</w:t>
       </w:r>
       <w:bookmarkEnd w:id="3"/>
     </w:p>
     <w:p/>
     <w:p>
-      <w:bookmarkStart w:id="4" w:name="_Toc166146587"/>
+      <w:bookmarkStart w:id="4" w:name="_Toc166488628"/>
       <w:r>
         <w:rPr>
           <w:rStyle w:val="Heading3Char"/>
@@ -885,7 +1319,7 @@
                     <pic:cNvPicPr/>
                   </pic:nvPicPr>
                   <pic:blipFill>
-                    <a:blip r:embed="rId7">
+                    <a:blip r:embed="rId8">
                       <a:extLst>
                         <a:ext uri="{28A0092B-C50C-407E-A947-70E740481C1C}">
                           <a14:useLocalDpi xmlns:a14="http://schemas.microsoft.com/office/drawing/2010/main" val="0"/>
@@ -953,6 +1387,7 @@
         <w:rPr>
           <w:noProof/>
         </w:rPr>
+        <w:lastRenderedPageBreak/>
         <w:drawing>
           <wp:inline distT="0" distB="0" distL="0" distR="0" wp14:anchorId="2C17D718" wp14:editId="4AF71801">
             <wp:extent cx="5943600" cy="2171700"/>
@@ -969,7 +1404,7 @@
                     <pic:cNvPicPr/>
                   </pic:nvPicPr>
                   <pic:blipFill>
-                    <a:blip r:embed="rId8">
+                    <a:blip r:embed="rId9">
                       <a:extLst>
                         <a:ext uri="{28A0092B-C50C-407E-A947-70E740481C1C}">
                           <a14:useLocalDpi xmlns:a14="http://schemas.microsoft.com/office/drawing/2010/main" val="0"/>
@@ -1032,10 +1467,23 @@
       </w:r>
     </w:p>
     <w:p>
+      <w:pPr>
+        <w:pStyle w:val="NoSpacing"/>
+      </w:pPr>
       <w:r>
         <w:lastRenderedPageBreak/>
         <w:t>Open and run OAAppStore.msi</w:t>
       </w:r>
+    </w:p>
+    <w:p>
+      <w:pPr>
+        <w:pStyle w:val="NoSpacing"/>
+      </w:pPr>
+    </w:p>
+    <w:p>
+      <w:pPr>
+        <w:pStyle w:val="NoSpacing"/>
+      </w:pPr>
       <w:r>
         <w:rPr>
           <w:noProof/>
@@ -1056,7 +1504,7 @@
                     <pic:cNvPicPr/>
                   </pic:nvPicPr>
                   <pic:blipFill>
-                    <a:blip r:embed="rId9">
+                    <a:blip r:embed="rId10">
                       <a:extLst>
                         <a:ext uri="{28A0092B-C50C-407E-A947-70E740481C1C}">
                           <a14:useLocalDpi xmlns:a14="http://schemas.microsoft.com/office/drawing/2010/main" val="0"/>
@@ -1114,11 +1562,50 @@
       </w:r>
     </w:p>
     <w:p>
+      <w:pPr>
+        <w:pStyle w:val="NoSpacing"/>
+        <w:tabs>
+          <w:tab w:val="left" w:pos="2645"/>
+        </w:tabs>
+      </w:pPr>
+    </w:p>
+    <w:p>
+      <w:pPr>
+        <w:pStyle w:val="NoSpacing"/>
+        <w:numPr>
+          <w:ilvl w:val="0"/>
+          <w:numId w:val="1"/>
+        </w:numPr>
+        <w:tabs>
+          <w:tab w:val="left" w:pos="2645"/>
+        </w:tabs>
+      </w:pPr>
+      <w:r>
+        <w:t>Chrome’s downloads</w:t>
+      </w:r>
+      <w:r>
+        <w:tab/>
+      </w:r>
+    </w:p>
+    <w:p>
+      <w:pPr>
+        <w:pStyle w:val="NoSpacing"/>
+        <w:numPr>
+          <w:ilvl w:val="0"/>
+          <w:numId w:val="1"/>
+        </w:numPr>
+      </w:pPr>
+      <w:r>
+        <w:t>Run OAAppStore.msi</w:t>
+      </w:r>
       <w:r>
         <w:br w:type="page"/>
       </w:r>
     </w:p>
     <w:p>
+      <w:pPr>
+        <w:pStyle w:val="NoSpacing"/>
+      </w:pPr>
       <w:r>
         <w:lastRenderedPageBreak/>
         <w:t>Running the Windows Installer will first show a Windows Defender message.</w:t>
@@ -1148,7 +1635,7 @@
                     <pic:cNvPicPr/>
                   </pic:nvPicPr>
                   <pic:blipFill>
-                    <a:blip r:embed="rId10">
+                    <a:blip r:embed="rId11">
                       <a:extLst>
                         <a:ext uri="{28A0092B-C50C-407E-A947-70E740481C1C}">
                           <a14:useLocalDpi xmlns:a14="http://schemas.microsoft.com/office/drawing/2010/main" val="0"/>
@@ -1215,7 +1702,19 @@
     <w:p>
       <w:r>
         <w:lastRenderedPageBreak/>
-        <w:t>Select Run anyway to begin installation.</w:t>
+        <w:t xml:space="preserve">Select </w:t>
+      </w:r>
+      <w:r>
+        <w:t>“</w:t>
+      </w:r>
+      <w:r>
+        <w:t>Run anyway</w:t>
+      </w:r>
+      <w:r>
+        <w:t>” button</w:t>
+      </w:r>
+      <w:r>
+        <w:t xml:space="preserve"> to begin installation.</w:t>
       </w:r>
     </w:p>
     <w:p>
@@ -1239,7 +1738,7 @@
                     <pic:cNvPicPr/>
                   </pic:nvPicPr>
                   <pic:blipFill>
-                    <a:blip r:embed="rId11">
+                    <a:blip r:embed="rId12">
                       <a:extLst>
                         <a:ext uri="{28A0092B-C50C-407E-A947-70E740481C1C}">
                           <a14:useLocalDpi xmlns:a14="http://schemas.microsoft.com/office/drawing/2010/main" val="0"/>
@@ -1327,7 +1826,7 @@
                     <pic:cNvPicPr/>
                   </pic:nvPicPr>
                   <pic:blipFill>
-                    <a:blip r:embed="rId12">
+                    <a:blip r:embed="rId13">
                       <a:extLst>
                         <a:ext uri="{28A0092B-C50C-407E-A947-70E740481C1C}">
                           <a14:useLocalDpi xmlns:a14="http://schemas.microsoft.com/office/drawing/2010/main" val="0"/>
@@ -1417,7 +1916,7 @@
                     <pic:cNvPicPr/>
                   </pic:nvPicPr>
                   <pic:blipFill>
-                    <a:blip r:embed="rId13">
+                    <a:blip r:embed="rId14">
                       <a:extLst>
                         <a:ext uri="{28A0092B-C50C-407E-A947-70E740481C1C}">
                           <a14:useLocalDpi xmlns:a14="http://schemas.microsoft.com/office/drawing/2010/main" val="0"/>
@@ -1501,95 +2000,6 @@
                 <pic:pic xmlns:pic="http://schemas.openxmlformats.org/drawingml/2006/picture">
                   <pic:nvPicPr>
                     <pic:cNvPr id="8" name="Picture 8" descr="A screenshot of a computer&#10;&#10;Description automatically generated"/>
-                    <pic:cNvPicPr/>
-                  </pic:nvPicPr>
-                  <pic:blipFill>
-                    <a:blip r:embed="rId14">
-                      <a:extLst>
-                        <a:ext uri="{28A0092B-C50C-407E-A947-70E740481C1C}">
-                          <a14:useLocalDpi xmlns:a14="http://schemas.microsoft.com/office/drawing/2010/main" val="0"/>
-                        </a:ext>
-                      </a:extLst>
-                    </a:blip>
-                    <a:stretch>
-                      <a:fillRect/>
-                    </a:stretch>
-                  </pic:blipFill>
-                  <pic:spPr>
-                    <a:xfrm>
-                      <a:off x="0" y="0"/>
-                      <a:ext cx="4714286" cy="3685714"/>
-                    </a:xfrm>
-                    <a:prstGeom prst="rect">
-                      <a:avLst/>
-                    </a:prstGeom>
-                    <a:solidFill>
-                      <a:srgbClr val="FFFFFF">
-                        <a:shade val="85000"/>
-                      </a:srgbClr>
-                    </a:solidFill>
-                    <a:ln w="88900" cap="sq">
-                      <a:solidFill>
-                        <a:srgbClr val="FFFFFF"/>
-                      </a:solidFill>
-                      <a:miter lim="800000"/>
-                    </a:ln>
-                    <a:effectLst>
-                      <a:outerShdw blurRad="55000" dist="18000" dir="5400000" algn="tl" rotWithShape="0">
-                        <a:srgbClr val="000000">
-                          <a:alpha val="40000"/>
-                        </a:srgbClr>
-                      </a:outerShdw>
-                    </a:effectLst>
-                    <a:scene3d>
-                      <a:camera prst="orthographicFront"/>
-                      <a:lightRig rig="twoPt" dir="t">
-                        <a:rot lat="0" lon="0" rev="7200000"/>
-                      </a:lightRig>
-                    </a:scene3d>
-                    <a:sp3d>
-                      <a:bevelT w="25400" h="19050"/>
-                      <a:contourClr>
-                        <a:srgbClr val="FFFFFF"/>
-                      </a:contourClr>
-                    </a:sp3d>
-                  </pic:spPr>
-                </pic:pic>
-              </a:graphicData>
-            </a:graphic>
-          </wp:inline>
-        </w:drawing>
-      </w:r>
-    </w:p>
-    <w:p>
-      <w:r>
-        <w:br w:type="page"/>
-      </w:r>
-    </w:p>
-    <w:p>
-      <w:r>
-        <w:lastRenderedPageBreak/>
-        <w:t>Select “Install”</w:t>
-      </w:r>
-    </w:p>
-    <w:p>
-      <w:r>
-        <w:rPr>
-          <w:noProof/>
-        </w:rPr>
-        <w:drawing>
-          <wp:inline distT="0" distB="0" distL="0" distR="0" wp14:anchorId="2339C2A2" wp14:editId="572BEC29">
-            <wp:extent cx="4714286" cy="3685714"/>
-            <wp:effectExtent l="133350" t="114300" r="124460" b="162560"/>
-            <wp:docPr id="9" name="Picture 9" descr="A screenshot of a computer&#10;&#10;Description automatically generated"/>
-            <wp:cNvGraphicFramePr>
-              <a:graphicFrameLocks xmlns:a="http://schemas.openxmlformats.org/drawingml/2006/main" noChangeAspect="1"/>
-            </wp:cNvGraphicFramePr>
-            <a:graphic xmlns:a="http://schemas.openxmlformats.org/drawingml/2006/main">
-              <a:graphicData uri="http://schemas.openxmlformats.org/drawingml/2006/picture">
-                <pic:pic xmlns:pic="http://schemas.openxmlformats.org/drawingml/2006/picture">
-                  <pic:nvPicPr>
-                    <pic:cNvPr id="9" name="Picture 9" descr="A screenshot of a computer&#10;&#10;Description automatically generated"/>
                     <pic:cNvPicPr/>
                   </pic:nvPicPr>
                   <pic:blipFill>
@@ -1655,20 +2065,22 @@
         <w:br w:type="page"/>
       </w:r>
     </w:p>
-    <w:p/>
-    <w:p>
-      <w:r>
-        <w:t>Install completed</w:t>
-      </w:r>
+    <w:p>
+      <w:r>
+        <w:lastRenderedPageBreak/>
+        <w:t>Select “Install”</w:t>
+      </w:r>
+    </w:p>
+    <w:p>
       <w:r>
         <w:rPr>
           <w:noProof/>
         </w:rPr>
         <w:drawing>
-          <wp:inline distT="0" distB="0" distL="0" distR="0" wp14:anchorId="2A5F0D45" wp14:editId="6DC501E6">
+          <wp:inline distT="0" distB="0" distL="0" distR="0" wp14:anchorId="2339C2A2" wp14:editId="572BEC29">
             <wp:extent cx="4714286" cy="3685714"/>
             <wp:effectExtent l="133350" t="114300" r="124460" b="162560"/>
-            <wp:docPr id="10" name="Picture 10" descr="A screenshot of a computer&#10;&#10;Description automatically generated"/>
+            <wp:docPr id="9" name="Picture 9" descr="A screenshot of a computer&#10;&#10;Description automatically generated"/>
             <wp:cNvGraphicFramePr>
               <a:graphicFrameLocks xmlns:a="http://schemas.openxmlformats.org/drawingml/2006/main" noChangeAspect="1"/>
             </wp:cNvGraphicFramePr>
@@ -1676,7 +2088,7 @@
               <a:graphicData uri="http://schemas.openxmlformats.org/drawingml/2006/picture">
                 <pic:pic xmlns:pic="http://schemas.openxmlformats.org/drawingml/2006/picture">
                   <pic:nvPicPr>
-                    <pic:cNvPr id="10" name="Picture 10" descr="A screenshot of a computer&#10;&#10;Description automatically generated"/>
+                    <pic:cNvPr id="9" name="Picture 9" descr="A screenshot of a computer&#10;&#10;Description automatically generated"/>
                     <pic:cNvPicPr/>
                   </pic:nvPicPr>
                   <pic:blipFill>
@@ -1737,6 +2149,93 @@
         </w:drawing>
       </w:r>
     </w:p>
+    <w:p>
+      <w:r>
+        <w:br w:type="page"/>
+      </w:r>
+    </w:p>
+    <w:p/>
+    <w:p>
+      <w:r>
+        <w:t>Install completed</w:t>
+      </w:r>
+      <w:r>
+        <w:rPr>
+          <w:noProof/>
+        </w:rPr>
+        <w:drawing>
+          <wp:inline distT="0" distB="0" distL="0" distR="0" wp14:anchorId="2A5F0D45" wp14:editId="6DC501E6">
+            <wp:extent cx="4714286" cy="3685714"/>
+            <wp:effectExtent l="133350" t="114300" r="124460" b="162560"/>
+            <wp:docPr id="10" name="Picture 10" descr="A screenshot of a computer&#10;&#10;Description automatically generated"/>
+            <wp:cNvGraphicFramePr>
+              <a:graphicFrameLocks xmlns:a="http://schemas.openxmlformats.org/drawingml/2006/main" noChangeAspect="1"/>
+            </wp:cNvGraphicFramePr>
+            <a:graphic xmlns:a="http://schemas.openxmlformats.org/drawingml/2006/main">
+              <a:graphicData uri="http://schemas.openxmlformats.org/drawingml/2006/picture">
+                <pic:pic xmlns:pic="http://schemas.openxmlformats.org/drawingml/2006/picture">
+                  <pic:nvPicPr>
+                    <pic:cNvPr id="10" name="Picture 10" descr="A screenshot of a computer&#10;&#10;Description automatically generated"/>
+                    <pic:cNvPicPr/>
+                  </pic:nvPicPr>
+                  <pic:blipFill>
+                    <a:blip r:embed="rId17">
+                      <a:extLst>
+                        <a:ext uri="{28A0092B-C50C-407E-A947-70E740481C1C}">
+                          <a14:useLocalDpi xmlns:a14="http://schemas.microsoft.com/office/drawing/2010/main" val="0"/>
+                        </a:ext>
+                      </a:extLst>
+                    </a:blip>
+                    <a:stretch>
+                      <a:fillRect/>
+                    </a:stretch>
+                  </pic:blipFill>
+                  <pic:spPr>
+                    <a:xfrm>
+                      <a:off x="0" y="0"/>
+                      <a:ext cx="4714286" cy="3685714"/>
+                    </a:xfrm>
+                    <a:prstGeom prst="rect">
+                      <a:avLst/>
+                    </a:prstGeom>
+                    <a:solidFill>
+                      <a:srgbClr val="FFFFFF">
+                        <a:shade val="85000"/>
+                      </a:srgbClr>
+                    </a:solidFill>
+                    <a:ln w="88900" cap="sq">
+                      <a:solidFill>
+                        <a:srgbClr val="FFFFFF"/>
+                      </a:solidFill>
+                      <a:miter lim="800000"/>
+                    </a:ln>
+                    <a:effectLst>
+                      <a:outerShdw blurRad="55000" dist="18000" dir="5400000" algn="tl" rotWithShape="0">
+                        <a:srgbClr val="000000">
+                          <a:alpha val="40000"/>
+                        </a:srgbClr>
+                      </a:outerShdw>
+                    </a:effectLst>
+                    <a:scene3d>
+                      <a:camera prst="orthographicFront"/>
+                      <a:lightRig rig="twoPt" dir="t">
+                        <a:rot lat="0" lon="0" rev="7200000"/>
+                      </a:lightRig>
+                    </a:scene3d>
+                    <a:sp3d>
+                      <a:bevelT w="25400" h="19050"/>
+                      <a:contourClr>
+                        <a:srgbClr val="FFFFFF"/>
+                      </a:contourClr>
+                    </a:sp3d>
+                  </pic:spPr>
+                </pic:pic>
+              </a:graphicData>
+            </a:graphic>
+          </wp:inline>
+        </w:drawing>
+      </w:r>
+    </w:p>
     <w:p/>
     <w:p/>
     <w:p>
@@ -1758,7 +2257,7 @@
           <w:rStyle w:val="Heading2Char"/>
         </w:rPr>
       </w:pPr>
-      <w:bookmarkStart w:id="5" w:name="_Toc166146588"/>
+      <w:bookmarkStart w:id="5" w:name="_Toc166488629"/>
       <w:r>
         <w:rPr>
           <w:rStyle w:val="Heading2Char"/>
@@ -1829,7 +2328,7 @@
                     <pic:cNvPicPr/>
                   </pic:nvPicPr>
                   <pic:blipFill>
-                    <a:blip r:embed="rId17">
+                    <a:blip r:embed="rId18">
                       <a:extLst>
                         <a:ext uri="{28A0092B-C50C-407E-A947-70E740481C1C}">
                           <a14:useLocalDpi xmlns:a14="http://schemas.microsoft.com/office/drawing/2010/main" val="0"/>
@@ -1913,95 +2412,6 @@
                 <pic:pic xmlns:pic="http://schemas.openxmlformats.org/drawingml/2006/picture">
                   <pic:nvPicPr>
                     <pic:cNvPr id="12" name="Picture 12" descr="A screenshot of a computer&#10;&#10;Description automatically generated"/>
-                    <pic:cNvPicPr/>
-                  </pic:nvPicPr>
-                  <pic:blipFill>
-                    <a:blip r:embed="rId18" cstate="print">
-                      <a:extLst>
-                        <a:ext uri="{28A0092B-C50C-407E-A947-70E740481C1C}">
-                          <a14:useLocalDpi xmlns:a14="http://schemas.microsoft.com/office/drawing/2010/main" val="0"/>
-                        </a:ext>
-                      </a:extLst>
-                    </a:blip>
-                    <a:stretch>
-                      <a:fillRect/>
-                    </a:stretch>
-                  </pic:blipFill>
-                  <pic:spPr>
-                    <a:xfrm>
-                      <a:off x="0" y="0"/>
-                      <a:ext cx="5943600" cy="3346450"/>
-                    </a:xfrm>
-                    <a:prstGeom prst="rect">
-                      <a:avLst/>
-                    </a:prstGeom>
-                    <a:solidFill>
-                      <a:srgbClr val="FFFFFF">
-                        <a:shade val="85000"/>
-                      </a:srgbClr>
-                    </a:solidFill>
-                    <a:ln w="88900" cap="sq">
-                      <a:solidFill>
-                        <a:srgbClr val="FFFFFF"/>
-                      </a:solidFill>
-                      <a:miter lim="800000"/>
-                    </a:ln>
-                    <a:effectLst>
-                      <a:outerShdw blurRad="55000" dist="18000" dir="5400000" algn="tl" rotWithShape="0">
-                        <a:srgbClr val="000000">
-                          <a:alpha val="40000"/>
-                        </a:srgbClr>
-                      </a:outerShdw>
-                    </a:effectLst>
-                    <a:scene3d>
-                      <a:camera prst="orthographicFront"/>
-                      <a:lightRig rig="twoPt" dir="t">
-                        <a:rot lat="0" lon="0" rev="7200000"/>
-                      </a:lightRig>
-                    </a:scene3d>
-                    <a:sp3d>
-                      <a:bevelT w="25400" h="19050"/>
-                      <a:contourClr>
-                        <a:srgbClr val="FFFFFF"/>
-                      </a:contourClr>
-                    </a:sp3d>
-                  </pic:spPr>
-                </pic:pic>
-              </a:graphicData>
-            </a:graphic>
-          </wp:inline>
-        </w:drawing>
-      </w:r>
-    </w:p>
-    <w:p>
-      <w:r>
-        <w:br w:type="page"/>
-      </w:r>
-    </w:p>
-    <w:p>
-      <w:r>
-        <w:lastRenderedPageBreak/>
-        <w:t>Choose menu “Help” and then “About” to see version and release information.</w:t>
-      </w:r>
-    </w:p>
-    <w:p>
-      <w:r>
-        <w:rPr>
-          <w:noProof/>
-        </w:rPr>
-        <w:drawing>
-          <wp:inline distT="0" distB="0" distL="0" distR="0" wp14:anchorId="074333B9" wp14:editId="61A176E1">
-            <wp:extent cx="5943600" cy="3346450"/>
-            <wp:effectExtent l="133350" t="114300" r="133350" b="158750"/>
-            <wp:docPr id="13" name="Picture 13" descr="A screenshot of a computer&#10;&#10;Description automatically generated"/>
-            <wp:cNvGraphicFramePr>
-              <a:graphicFrameLocks xmlns:a="http://schemas.openxmlformats.org/drawingml/2006/main" noChangeAspect="1"/>
-            </wp:cNvGraphicFramePr>
-            <a:graphic xmlns:a="http://schemas.openxmlformats.org/drawingml/2006/main">
-              <a:graphicData uri="http://schemas.openxmlformats.org/drawingml/2006/picture">
-                <pic:pic xmlns:pic="http://schemas.openxmlformats.org/drawingml/2006/picture">
-                  <pic:nvPicPr>
-                    <pic:cNvPr id="13" name="Picture 13" descr="A screenshot of a computer&#10;&#10;Description automatically generated"/>
                     <pic:cNvPicPr/>
                   </pic:nvPicPr>
                   <pic:blipFill>
@@ -2062,6 +2472,95 @@
         </w:drawing>
       </w:r>
     </w:p>
+    <w:p>
+      <w:r>
+        <w:br w:type="page"/>
+      </w:r>
+    </w:p>
+    <w:p>
+      <w:r>
+        <w:lastRenderedPageBreak/>
+        <w:t>Choose menu “Help” and then “About” to see version and release information.</w:t>
+      </w:r>
+    </w:p>
+    <w:p>
+      <w:r>
+        <w:rPr>
+          <w:noProof/>
+        </w:rPr>
+        <w:drawing>
+          <wp:inline distT="0" distB="0" distL="0" distR="0" wp14:anchorId="074333B9" wp14:editId="61A176E1">
+            <wp:extent cx="5943600" cy="3346450"/>
+            <wp:effectExtent l="133350" t="114300" r="133350" b="158750"/>
+            <wp:docPr id="13" name="Picture 13" descr="A screenshot of a computer&#10;&#10;Description automatically generated"/>
+            <wp:cNvGraphicFramePr>
+              <a:graphicFrameLocks xmlns:a="http://schemas.openxmlformats.org/drawingml/2006/main" noChangeAspect="1"/>
+            </wp:cNvGraphicFramePr>
+            <a:graphic xmlns:a="http://schemas.openxmlformats.org/drawingml/2006/main">
+              <a:graphicData uri="http://schemas.openxmlformats.org/drawingml/2006/picture">
+                <pic:pic xmlns:pic="http://schemas.openxmlformats.org/drawingml/2006/picture">
+                  <pic:nvPicPr>
+                    <pic:cNvPr id="13" name="Picture 13" descr="A screenshot of a computer&#10;&#10;Description automatically generated"/>
+                    <pic:cNvPicPr/>
+                  </pic:nvPicPr>
+                  <pic:blipFill>
+                    <a:blip r:embed="rId20" cstate="print">
+                      <a:extLst>
+                        <a:ext uri="{28A0092B-C50C-407E-A947-70E740481C1C}">
+                          <a14:useLocalDpi xmlns:a14="http://schemas.microsoft.com/office/drawing/2010/main" val="0"/>
+                        </a:ext>
+                      </a:extLst>
+                    </a:blip>
+                    <a:stretch>
+                      <a:fillRect/>
+                    </a:stretch>
+                  </pic:blipFill>
+                  <pic:spPr>
+                    <a:xfrm>
+                      <a:off x="0" y="0"/>
+                      <a:ext cx="5943600" cy="3346450"/>
+                    </a:xfrm>
+                    <a:prstGeom prst="rect">
+                      <a:avLst/>
+                    </a:prstGeom>
+                    <a:solidFill>
+                      <a:srgbClr val="FFFFFF">
+                        <a:shade val="85000"/>
+                      </a:srgbClr>
+                    </a:solidFill>
+                    <a:ln w="88900" cap="sq">
+                      <a:solidFill>
+                        <a:srgbClr val="FFFFFF"/>
+                      </a:solidFill>
+                      <a:miter lim="800000"/>
+                    </a:ln>
+                    <a:effectLst>
+                      <a:outerShdw blurRad="55000" dist="18000" dir="5400000" algn="tl" rotWithShape="0">
+                        <a:srgbClr val="000000">
+                          <a:alpha val="40000"/>
+                        </a:srgbClr>
+                      </a:outerShdw>
+                    </a:effectLst>
+                    <a:scene3d>
+                      <a:camera prst="orthographicFront"/>
+                      <a:lightRig rig="twoPt" dir="t">
+                        <a:rot lat="0" lon="0" rev="7200000"/>
+                      </a:lightRig>
+                    </a:scene3d>
+                    <a:sp3d>
+                      <a:bevelT w="25400" h="19050"/>
+                      <a:contourClr>
+                        <a:srgbClr val="FFFFFF"/>
+                      </a:contourClr>
+                    </a:sp3d>
+                  </pic:spPr>
+                </pic:pic>
+              </a:graphicData>
+            </a:graphic>
+          </wp:inline>
+        </w:drawing>
+      </w:r>
+    </w:p>
     <w:p/>
     <w:p>
       <w:r>
@@ -2072,7 +2571,7 @@
       <w:pPr>
         <w:pStyle w:val="Heading2"/>
       </w:pPr>
-      <w:bookmarkStart w:id="6" w:name="_Toc166146589"/>
+      <w:bookmarkStart w:id="6" w:name="_Toc166488630"/>
       <w:r>
         <w:lastRenderedPageBreak/>
         <w:t>Program Installation location</w:t>
@@ -2121,7 +2620,7 @@
                     <pic:cNvPicPr/>
                   </pic:nvPicPr>
                   <pic:blipFill>
-                    <a:blip r:embed="rId20">
+                    <a:blip r:embed="rId21">
                       <a:extLst>
                         <a:ext uri="{28A0092B-C50C-407E-A947-70E740481C1C}">
                           <a14:useLocalDpi xmlns:a14="http://schemas.microsoft.com/office/drawing/2010/main" val="0"/>
@@ -2237,7 +2736,7 @@
                     <pic:cNvPicPr/>
                   </pic:nvPicPr>
                   <pic:blipFill>
-                    <a:blip r:embed="rId21">
+                    <a:blip r:embed="rId22">
                       <a:extLst>
                         <a:ext uri="{28A0092B-C50C-407E-A947-70E740481C1C}">
                           <a14:useLocalDpi xmlns:a14="http://schemas.microsoft.com/office/drawing/2010/main" val="0"/>
@@ -2302,7 +2801,7 @@
       <w:pPr>
         <w:pStyle w:val="Heading2"/>
       </w:pPr>
-      <w:bookmarkStart w:id="7" w:name="_Toc166146590"/>
+      <w:bookmarkStart w:id="7" w:name="_Toc166488631"/>
       <w:r>
         <w:t xml:space="preserve">Uninstalling </w:t>
       </w:r>
@@ -2353,7 +2852,7 @@
                     <pic:cNvPicPr/>
                   </pic:nvPicPr>
                   <pic:blipFill>
-                    <a:blip r:embed="rId22">
+                    <a:blip r:embed="rId23">
                       <a:extLst>
                         <a:ext uri="{28A0092B-C50C-407E-A947-70E740481C1C}">
                           <a14:useLocalDpi xmlns:a14="http://schemas.microsoft.com/office/drawing/2010/main" val="0"/>
@@ -2411,6 +2910,29 @@
       </w:r>
     </w:p>
     <w:p/>
+    <w:p>
+      <w:pPr>
+        <w:pStyle w:val="Heading2"/>
+      </w:pPr>
+      <w:bookmarkStart w:id="8" w:name="_Toc166488632"/>
+      <w:r>
+        <w:t>User Guide</w:t>
+      </w:r>
+      <w:bookmarkEnd w:id="8"/>
+    </w:p>
+    <w:p>
+      <w:r>
+        <w:t xml:space="preserve">See the </w:t>
+      </w:r>
+      <w:proofErr w:type="spellStart"/>
+      <w:r>
+        <w:t>OAAppStore</w:t>
+      </w:r>
+      <w:proofErr w:type="spellEnd"/>
+      <w:r>
+        <w:t xml:space="preserve"> User Guide for more information.</w:t>
+      </w:r>
+    </w:p>
     <w:p/>
     <w:p/>
     <w:p/>
@@ -2422,8 +2944,8 @@
     <w:p/>
     <w:p/>
     <w:sectPr>
-      <w:headerReference w:type="default" r:id="rId23"/>
-      <w:footerReference w:type="default" r:id="rId24"/>
+      <w:headerReference w:type="default" r:id="rId24"/>
+      <w:footerReference w:type="default" r:id="rId25"/>
       <w:pgSz w:w="12240" w:h="15840"/>
       <w:pgMar w:top="1440" w:right="1440" w:bottom="1440" w:left="1440" w:header="720" w:footer="720" w:gutter="0"/>
       <w:cols w:space="720"/>
@@ -2664,6 +3186,100 @@
     <w:proofErr w:type="spellEnd"/>
   </w:p>
 </w:hdr>
+</file>
+
+<file path=word/numbering.xml><?xml version="1.0" encoding="utf-8"?>
+<w:numbering xmlns:wpc="http://schemas.microsoft.com/office/word/2010/wordprocessingCanvas" xmlns:cx="http://schemas.microsoft.com/office/drawing/2014/chartex" xmlns:cx1="http://schemas.microsoft.com/office/drawing/2015/9/8/chartex" xmlns:cx2="http://schemas.microsoft.com/office/drawing/2015/10/21/chartex" xmlns:cx3="http://schemas.microsoft.com/office/drawing/2016/5/9/chartex" xmlns:cx4="http://schemas.microsoft.com/office/drawing/2016/5/10/chartex" xmlns:cx5="http://schemas.microsoft.com/office/drawing/2016/5/11/chartex" xmlns:cx6="http://schemas.microsoft.com/office/drawing/2016/5/12/chartex" xmlns:cx7="http://schemas.microsoft.com/office/drawing/2016/5/13/chartex" xmlns:cx8="http://schemas.microsoft.com/office/drawing/2016/5/14/chartex" xmlns:mc="http://schemas.openxmlformats.org/markup-compatibility/2006" xmlns:aink="http://schemas.microsoft.com/office/drawing/2016/ink" xmlns:am3d="http://schemas.microsoft.com/office/drawing/2017/model3d" xmlns:o="urn:schemas-microsoft-com:office:office" xmlns:oel="http://schemas.microsoft.com/office/2019/extlst" xmlns:r="http://schemas.openxmlformats.org/officeDocument/2006/relationships" xmlns:m="http://schemas.openxmlformats.org/officeDocument/2006/math" xmlns:v="urn:schemas-microsoft-com:vml" xmlns:wp14="http://schemas.microsoft.com/office/word/2010/wordprocessingDrawing" xmlns:wp="http://schemas.openxmlformats.org/drawingml/2006/wordprocessingDrawing" xmlns:w10="urn:schemas-microsoft-com:office:word" xmlns:w="http://schemas.openxmlformats.org/wordprocessingml/2006/main" xmlns:w14="http://schemas.microsoft.com/office/word/2010/wordml" xmlns:w15="http://schemas.microsoft.com/office/word/2012/wordml" xmlns:w16cex="http://schemas.microsoft.com/office/word/2018/wordml/cex" xmlns:w16cid="http://schemas.microsoft.com/office/word/2016/wordml/cid" xmlns:w16="http://schemas.microsoft.com/office/word/2018/wordml" xmlns:w16sdtdh="http://schemas.microsoft.com/office/word/2020/wordml/sdtdatahash" xmlns:w16se="http://schemas.microsoft.com/office/word/2015/wordml/symex" xmlns:wpg="http://schemas.microsoft.com/office/word/2010/wordprocessingGroup" xmlns:wpi="http://schemas.microsoft.com/office/word/2010/wordprocessingInk" xmlns:wne="http://schemas.microsoft.com/office/word/2006/wordml" xmlns:wps="http://schemas.microsoft.com/office/word/2010/wordprocessingShape" mc:Ignorable="w14 w15 w16se w16cid w16 w16cex w16sdtdh wp14">
+  <w:abstractNum w:abstractNumId="0" w15:restartNumberingAfterBreak="0">
+    <w:nsid w:val="22F55901"/>
+    <w:multiLevelType w:val="hybridMultilevel"/>
+    <w:tmpl w:val="AC189EF6"/>
+    <w:lvl w:ilvl="0" w:tplc="0409000F">
+      <w:start w:val="1"/>
+      <w:numFmt w:val="decimal"/>
+      <w:lvlText w:val="%1."/>
+      <w:lvlJc w:val="left"/>
+      <w:pPr>
+        <w:ind w:left="720" w:hanging="360"/>
+      </w:pPr>
+    </w:lvl>
+    <w:lvl w:ilvl="1" w:tplc="04090019" w:tentative="1">
+      <w:start w:val="1"/>
+      <w:numFmt w:val="lowerLetter"/>
+      <w:lvlText w:val="%2."/>
+      <w:lvlJc w:val="left"/>
+      <w:pPr>
+        <w:ind w:left="1440" w:hanging="360"/>
+      </w:pPr>
+    </w:lvl>
+    <w:lvl w:ilvl="2" w:tplc="0409001B" w:tentative="1">
+      <w:start w:val="1"/>
+      <w:numFmt w:val="lowerRoman"/>
+      <w:lvlText w:val="%3."/>
+      <w:lvlJc w:val="right"/>
+      <w:pPr>
+        <w:ind w:left="2160" w:hanging="180"/>
+      </w:pPr>
+    </w:lvl>
+    <w:lvl w:ilvl="3" w:tplc="0409000F" w:tentative="1">
+      <w:start w:val="1"/>
+      <w:numFmt w:val="decimal"/>
+      <w:lvlText w:val="%4."/>
+      <w:lvlJc w:val="left"/>
+      <w:pPr>
+        <w:ind w:left="2880" w:hanging="360"/>
+      </w:pPr>
+    </w:lvl>
+    <w:lvl w:ilvl="4" w:tplc="04090019" w:tentative="1">
+      <w:start w:val="1"/>
+      <w:numFmt w:val="lowerLetter"/>
+      <w:lvlText w:val="%5."/>
+      <w:lvlJc w:val="left"/>
+      <w:pPr>
+        <w:ind w:left="3600" w:hanging="360"/>
+      </w:pPr>
+    </w:lvl>
+    <w:lvl w:ilvl="5" w:tplc="0409001B" w:tentative="1">
+      <w:start w:val="1"/>
+      <w:numFmt w:val="lowerRoman"/>
+      <w:lvlText w:val="%6."/>
+      <w:lvlJc w:val="right"/>
+      <w:pPr>
+        <w:ind w:left="4320" w:hanging="180"/>
+      </w:pPr>
+    </w:lvl>
+    <w:lvl w:ilvl="6" w:tplc="0409000F" w:tentative="1">
+      <w:start w:val="1"/>
+      <w:numFmt w:val="decimal"/>
+      <w:lvlText w:val="%7."/>
+      <w:lvlJc w:val="left"/>
+      <w:pPr>
+        <w:ind w:left="5040" w:hanging="360"/>
+      </w:pPr>
+    </w:lvl>
+    <w:lvl w:ilvl="7" w:tplc="04090019" w:tentative="1">
+      <w:start w:val="1"/>
+      <w:numFmt w:val="lowerLetter"/>
+      <w:lvlText w:val="%8."/>
+      <w:lvlJc w:val="left"/>
+      <w:pPr>
+        <w:ind w:left="5760" w:hanging="360"/>
+      </w:pPr>
+    </w:lvl>
+    <w:lvl w:ilvl="8" w:tplc="0409001B" w:tentative="1">
+      <w:start w:val="1"/>
+      <w:numFmt w:val="lowerRoman"/>
+      <w:lvlText w:val="%9."/>
+      <w:lvlJc w:val="right"/>
+      <w:pPr>
+        <w:ind w:left="6480" w:hanging="180"/>
+      </w:pPr>
+    </w:lvl>
+  </w:abstractNum>
+  <w:num w:numId="1" w16cid:durableId="1318921298">
+    <w:abstractNumId w:val="0"/>
+  </w:num>
+</w:numbering>
 </file>
 
 <file path=word/styles.xml><?xml version="1.0" encoding="utf-8"?>
@@ -3310,6 +3926,34 @@
     <w:uiPriority w:val="99"/>
     <w:rsid w:val="002968E3"/>
   </w:style>
+  <w:style w:type="table" w:styleId="TableGrid">
+    <w:name w:val="Table Grid"/>
+    <w:basedOn w:val="TableNormal"/>
+    <w:uiPriority w:val="39"/>
+    <w:rsid w:val="00522E48"/>
+    <w:pPr>
+      <w:spacing w:after="0" w:line="240" w:lineRule="auto"/>
+    </w:pPr>
+    <w:tblPr>
+      <w:tblBorders>
+        <w:top w:val="single" w:sz="4" w:space="0" w:color="auto"/>
+        <w:left w:val="single" w:sz="4" w:space="0" w:color="auto"/>
+        <w:bottom w:val="single" w:sz="4" w:space="0" w:color="auto"/>
+        <w:right w:val="single" w:sz="4" w:space="0" w:color="auto"/>
+        <w:insideH w:val="single" w:sz="4" w:space="0" w:color="auto"/>
+        <w:insideV w:val="single" w:sz="4" w:space="0" w:color="auto"/>
+      </w:tblBorders>
+    </w:tblPr>
+  </w:style>
+  <w:style w:type="paragraph" w:styleId="NoSpacing">
+    <w:name w:val="No Spacing"/>
+    <w:uiPriority w:val="1"/>
+    <w:qFormat/>
+    <w:rsid w:val="00522E48"/>
+    <w:pPr>
+      <w:spacing w:after="0" w:line="240" w:lineRule="auto"/>
+    </w:pPr>
+  </w:style>
 </w:styles>
 </file>
 
